--- a/기획/시작 화면 및 Main Scene 기획.docx
+++ b/기획/시작 화면 및 Main Scene 기획.docx
@@ -181,7 +181,7 @@
           <w:szCs w:val="22"/>
         </w:rPr>
         <w:drawing>
-          <wp:inline distT="0" distB="0" distL="0" distR="0" wp14:anchorId="7082B6C4" wp14:editId="6DB1BABA">
+          <wp:inline distT="0" distB="0" distL="0" distR="0" wp14:anchorId="7082B6C4" wp14:editId="2BCCF797">
             <wp:extent cx="4209393" cy="2116374"/>
             <wp:effectExtent l="0" t="0" r="1270" b="0"/>
             <wp:docPr id="1243326958" name="그림 1" descr="스크린샷, 만화 영화이(가) 표시된 사진&#10;&#10;자동 생성된 설명"/>
@@ -812,7 +812,6 @@
       <w:pPr>
         <w:jc w:val="center"/>
         <w:rPr>
-          <w:rFonts w:hint="eastAsia"/>
           <w:sz w:val="16"/>
           <w:szCs w:val="16"/>
         </w:rPr>
@@ -847,19 +846,351 @@
       <w:pPr>
         <w:jc w:val="both"/>
         <w:rPr>
-          <w:sz w:val="16"/>
-          <w:szCs w:val="16"/>
-        </w:rPr>
-      </w:pPr>
-      <w:r>
-        <w:rPr>
-          <w:rFonts w:hint="eastAsia"/>
-          <w:sz w:val="16"/>
-          <w:szCs w:val="16"/>
-        </w:rPr>
-        <w:t>시작화면 삽화 작업</w:t>
-      </w:r>
-    </w:p>
+          <w:rFonts w:hint="eastAsia"/>
+          <w:sz w:val="16"/>
+          <w:szCs w:val="16"/>
+        </w:rPr>
+      </w:pPr>
+      <w:r>
+        <w:rPr>
+          <w:rFonts w:hint="eastAsia"/>
+          <w:sz w:val="16"/>
+          <w:szCs w:val="16"/>
+        </w:rPr>
+        <w:t xml:space="preserve">Title </w:t>
+      </w:r>
+      <w:r>
+        <w:rPr>
+          <w:rFonts w:hint="eastAsia"/>
+          <w:sz w:val="16"/>
+          <w:szCs w:val="16"/>
+        </w:rPr>
+        <w:t>삽화 작업</w:t>
+      </w:r>
+      <w:r>
+        <w:rPr>
+          <w:rFonts w:hint="eastAsia"/>
+          <w:sz w:val="16"/>
+          <w:szCs w:val="16"/>
+        </w:rPr>
+        <w:t xml:space="preserve"> (삽화, 글씨 각각 분할 작업해야 Unity에 적용하기 좋음)</w:t>
+      </w:r>
+    </w:p>
+    <w:tbl>
+      <w:tblPr>
+        <w:tblStyle w:val="aa"/>
+        <w:tblW w:w="0" w:type="auto"/>
+        <w:tblLook w:val="04A0" w:firstRow="1" w:lastRow="0" w:firstColumn="1" w:lastColumn="0" w:noHBand="0" w:noVBand="1"/>
+      </w:tblPr>
+      <w:tblGrid>
+        <w:gridCol w:w="1557"/>
+        <w:gridCol w:w="1558"/>
+        <w:gridCol w:w="1558"/>
+      </w:tblGrid>
+      <w:tr>
+        <w:trPr>
+          <w:trHeight w:val="447"/>
+        </w:trPr>
+        <w:tc>
+          <w:tcPr>
+            <w:tcW w:w="1557" w:type="dxa"/>
+          </w:tcPr>
+          <w:p>
+            <w:pPr>
+              <w:jc w:val="center"/>
+              <w:rPr>
+                <w:rFonts w:hint="eastAsia"/>
+                <w:sz w:val="16"/>
+                <w:szCs w:val="16"/>
+              </w:rPr>
+            </w:pPr>
+            <w:r>
+              <w:rPr>
+                <w:rFonts w:hint="eastAsia"/>
+                <w:sz w:val="16"/>
+                <w:szCs w:val="16"/>
+              </w:rPr>
+              <w:t>정면 대기</w:t>
+            </w:r>
+          </w:p>
+        </w:tc>
+        <w:tc>
+          <w:tcPr>
+            <w:tcW w:w="1558" w:type="dxa"/>
+          </w:tcPr>
+          <w:p>
+            <w:pPr>
+              <w:jc w:val="center"/>
+              <w:rPr>
+                <w:rFonts w:hint="eastAsia"/>
+                <w:sz w:val="16"/>
+                <w:szCs w:val="16"/>
+              </w:rPr>
+            </w:pPr>
+            <w:r>
+              <w:rPr>
+                <w:rFonts w:hint="eastAsia"/>
+                <w:sz w:val="16"/>
+                <w:szCs w:val="16"/>
+              </w:rPr>
+              <w:t>정면 이동 1</w:t>
+            </w:r>
+          </w:p>
+        </w:tc>
+        <w:tc>
+          <w:tcPr>
+            <w:tcW w:w="1558" w:type="dxa"/>
+          </w:tcPr>
+          <w:p>
+            <w:pPr>
+              <w:jc w:val="center"/>
+              <w:rPr>
+                <w:rFonts w:hint="eastAsia"/>
+                <w:sz w:val="16"/>
+                <w:szCs w:val="16"/>
+              </w:rPr>
+            </w:pPr>
+            <w:r>
+              <w:rPr>
+                <w:rFonts w:hint="eastAsia"/>
+                <w:sz w:val="16"/>
+                <w:szCs w:val="16"/>
+              </w:rPr>
+              <w:t>정면 이동 2</w:t>
+            </w:r>
+          </w:p>
+        </w:tc>
+      </w:tr>
+      <w:tr>
+        <w:trPr>
+          <w:trHeight w:val="447"/>
+        </w:trPr>
+        <w:tc>
+          <w:tcPr>
+            <w:tcW w:w="1557" w:type="dxa"/>
+          </w:tcPr>
+          <w:p>
+            <w:pPr>
+              <w:jc w:val="center"/>
+              <w:rPr>
+                <w:rFonts w:hint="eastAsia"/>
+                <w:sz w:val="16"/>
+                <w:szCs w:val="16"/>
+              </w:rPr>
+            </w:pPr>
+            <w:r>
+              <w:rPr>
+                <w:rFonts w:hint="eastAsia"/>
+                <w:sz w:val="16"/>
+                <w:szCs w:val="16"/>
+              </w:rPr>
+              <w:t>(좌)측면 대기</w:t>
+            </w:r>
+          </w:p>
+        </w:tc>
+        <w:tc>
+          <w:tcPr>
+            <w:tcW w:w="1558" w:type="dxa"/>
+          </w:tcPr>
+          <w:p>
+            <w:pPr>
+              <w:jc w:val="center"/>
+              <w:rPr>
+                <w:rFonts w:hint="eastAsia"/>
+                <w:sz w:val="16"/>
+                <w:szCs w:val="16"/>
+              </w:rPr>
+            </w:pPr>
+            <w:r>
+              <w:rPr>
+                <w:rFonts w:hint="eastAsia"/>
+                <w:sz w:val="16"/>
+                <w:szCs w:val="16"/>
+              </w:rPr>
+              <w:t>측면 이동 1</w:t>
+            </w:r>
+          </w:p>
+        </w:tc>
+        <w:tc>
+          <w:tcPr>
+            <w:tcW w:w="1558" w:type="dxa"/>
+          </w:tcPr>
+          <w:p>
+            <w:pPr>
+              <w:jc w:val="center"/>
+              <w:rPr>
+                <w:rFonts w:hint="eastAsia"/>
+                <w:sz w:val="16"/>
+                <w:szCs w:val="16"/>
+              </w:rPr>
+            </w:pPr>
+            <w:r>
+              <w:rPr>
+                <w:rFonts w:hint="eastAsia"/>
+                <w:sz w:val="16"/>
+                <w:szCs w:val="16"/>
+              </w:rPr>
+              <w:t>측면 이동 2</w:t>
+            </w:r>
+          </w:p>
+        </w:tc>
+      </w:tr>
+      <w:tr>
+        <w:trPr>
+          <w:trHeight w:val="447"/>
+        </w:trPr>
+        <w:tc>
+          <w:tcPr>
+            <w:tcW w:w="1557" w:type="dxa"/>
+          </w:tcPr>
+          <w:p>
+            <w:pPr>
+              <w:jc w:val="center"/>
+              <w:rPr>
+                <w:rFonts w:hint="eastAsia"/>
+                <w:sz w:val="16"/>
+                <w:szCs w:val="16"/>
+              </w:rPr>
+            </w:pPr>
+            <w:r>
+              <w:rPr>
+                <w:rFonts w:hint="eastAsia"/>
+                <w:sz w:val="16"/>
+                <w:szCs w:val="16"/>
+              </w:rPr>
+              <w:t>(우)측면 대기</w:t>
+            </w:r>
+          </w:p>
+        </w:tc>
+        <w:tc>
+          <w:tcPr>
+            <w:tcW w:w="1558" w:type="dxa"/>
+          </w:tcPr>
+          <w:p>
+            <w:pPr>
+              <w:jc w:val="center"/>
+              <w:rPr>
+                <w:rFonts w:hint="eastAsia"/>
+                <w:sz w:val="16"/>
+                <w:szCs w:val="16"/>
+              </w:rPr>
+            </w:pPr>
+            <w:r>
+              <w:rPr>
+                <w:rFonts w:hint="eastAsia"/>
+                <w:sz w:val="16"/>
+                <w:szCs w:val="16"/>
+              </w:rPr>
+              <w:t>측면 이동 1</w:t>
+            </w:r>
+          </w:p>
+        </w:tc>
+        <w:tc>
+          <w:tcPr>
+            <w:tcW w:w="1558" w:type="dxa"/>
+          </w:tcPr>
+          <w:p>
+            <w:pPr>
+              <w:jc w:val="center"/>
+              <w:rPr>
+                <w:rFonts w:hint="eastAsia"/>
+                <w:sz w:val="16"/>
+                <w:szCs w:val="16"/>
+              </w:rPr>
+            </w:pPr>
+            <w:r>
+              <w:rPr>
+                <w:rFonts w:hint="eastAsia"/>
+                <w:sz w:val="16"/>
+                <w:szCs w:val="16"/>
+              </w:rPr>
+              <w:t>측면 이동 2</w:t>
+            </w:r>
+          </w:p>
+        </w:tc>
+      </w:tr>
+      <w:tr>
+        <w:trPr>
+          <w:trHeight w:val="447"/>
+        </w:trPr>
+        <w:tc>
+          <w:tcPr>
+            <w:tcW w:w="1557" w:type="dxa"/>
+          </w:tcPr>
+          <w:p>
+            <w:pPr>
+              <w:jc w:val="center"/>
+              <w:rPr>
+                <w:sz w:val="16"/>
+                <w:szCs w:val="16"/>
+              </w:rPr>
+            </w:pPr>
+            <w:r>
+              <w:rPr>
+                <w:rFonts w:hint="eastAsia"/>
+                <w:sz w:val="16"/>
+                <w:szCs w:val="16"/>
+              </w:rPr>
+              <w:t xml:space="preserve">후면 </w:t>
+            </w:r>
+            <w:r>
+              <w:rPr>
+                <w:rFonts w:hint="eastAsia"/>
+                <w:sz w:val="16"/>
+                <w:szCs w:val="16"/>
+              </w:rPr>
+              <w:t>대기</w:t>
+            </w:r>
+          </w:p>
+        </w:tc>
+        <w:tc>
+          <w:tcPr>
+            <w:tcW w:w="1558" w:type="dxa"/>
+          </w:tcPr>
+          <w:p>
+            <w:pPr>
+              <w:jc w:val="center"/>
+              <w:rPr>
+                <w:rFonts w:hint="eastAsia"/>
+                <w:sz w:val="16"/>
+                <w:szCs w:val="16"/>
+              </w:rPr>
+            </w:pPr>
+            <w:r>
+              <w:rPr>
+                <w:rFonts w:hint="eastAsia"/>
+                <w:sz w:val="16"/>
+                <w:szCs w:val="16"/>
+              </w:rPr>
+              <w:t>후면 이동 1</w:t>
+            </w:r>
+          </w:p>
+        </w:tc>
+        <w:tc>
+          <w:tcPr>
+            <w:tcW w:w="1558" w:type="dxa"/>
+          </w:tcPr>
+          <w:p>
+            <w:pPr>
+              <w:jc w:val="center"/>
+              <w:rPr>
+                <w:rFonts w:hint="eastAsia"/>
+                <w:sz w:val="16"/>
+                <w:szCs w:val="16"/>
+              </w:rPr>
+            </w:pPr>
+            <w:r>
+              <w:rPr>
+                <w:rFonts w:hint="eastAsia"/>
+                <w:sz w:val="16"/>
+                <w:szCs w:val="16"/>
+              </w:rPr>
+              <w:t>후면 이동 2</w:t>
+            </w:r>
+          </w:p>
+        </w:tc>
+      </w:tr>
+    </w:tbl>
     <w:p>
       <w:pPr>
         <w:jc w:val="center"/>
@@ -870,7 +1201,10 @@
           <w:szCs w:val="16"/>
         </w:rPr>
       </w:pPr>
-      <w:r>
+    </w:p>
+    <w:p>
+      <w:pPr>
+        <w:jc w:val="center"/>
         <w:rPr>
           <w:rFonts w:hint="eastAsia"/>
           <w:i/>
@@ -878,9 +1212,7 @@
           <w:sz w:val="16"/>
           <w:szCs w:val="16"/>
         </w:rPr>
-        <w:t xml:space="preserve">그래픽에 대해 이해도가 부족할 수 있으니 부담되는 작업이거나 시간이 더 필요하면 말할 것, 대체할 </w:t>
-      </w:r>
-      <w:proofErr w:type="spellStart"/>
+      </w:pPr>
       <w:r>
         <w:rPr>
           <w:rFonts w:hint="eastAsia"/>
@@ -889,9 +1221,9 @@
           <w:sz w:val="16"/>
           <w:szCs w:val="16"/>
         </w:rPr>
-        <w:t>에셋을</w:t>
-      </w:r>
-      <w:proofErr w:type="spellEnd"/>
+        <w:t xml:space="preserve">그래픽에 대해 이해도가 부족할 수 있으니 부담되는 작업이거나 시간이 더 필요하면 말할 것, 대체할 </w:t>
+      </w:r>
+      <w:proofErr w:type="spellStart"/>
       <w:r>
         <w:rPr>
           <w:rFonts w:hint="eastAsia"/>
@@ -900,17 +1232,19 @@
           <w:sz w:val="16"/>
           <w:szCs w:val="16"/>
         </w:rPr>
+        <w:t>에셋을</w:t>
+      </w:r>
+      <w:proofErr w:type="spellEnd"/>
+      <w:r>
+        <w:rPr>
+          <w:rFonts w:hint="eastAsia"/>
+          <w:i/>
+          <w:iCs/>
+          <w:sz w:val="16"/>
+          <w:szCs w:val="16"/>
+        </w:rPr>
         <w:t xml:space="preserve"> 찾아야 할 수도 있으니 최대한 빨리 말해주면 좋음</w:t>
       </w:r>
-    </w:p>
-    <w:p>
-      <w:pPr>
-        <w:jc w:val="both"/>
-        <w:rPr>
-          <w:sz w:val="16"/>
-          <w:szCs w:val="16"/>
-        </w:rPr>
-      </w:pPr>
     </w:p>
     <w:sectPr>
       <w:pgSz w:w="11906" w:h="16838"/>
@@ -1958,6 +2292,25 @@
       <w:spacing w:val="5"/>
     </w:rPr>
   </w:style>
+  <w:style w:type="table" w:styleId="aa">
+    <w:name w:val="Table Grid"/>
+    <w:basedOn w:val="a1"/>
+    <w:uiPriority w:val="39"/>
+    <w:rsid w:val="00493A3C"/>
+    <w:pPr>
+      <w:spacing w:after="0"/>
+    </w:pPr>
+    <w:tblPr>
+      <w:tblBorders>
+        <w:top w:val="single" w:sz="4" w:space="0" w:color="auto"/>
+        <w:left w:val="single" w:sz="4" w:space="0" w:color="auto"/>
+        <w:bottom w:val="single" w:sz="4" w:space="0" w:color="auto"/>
+        <w:right w:val="single" w:sz="4" w:space="0" w:color="auto"/>
+        <w:insideH w:val="single" w:sz="4" w:space="0" w:color="auto"/>
+        <w:insideV w:val="single" w:sz="4" w:space="0" w:color="auto"/>
+      </w:tblBorders>
+    </w:tblPr>
+  </w:style>
 </w:styles>
 </file>
 
